--- a/Acta_Submission_Checklist_TR.docx
+++ b/Acta_Submission_Checklist_TR.docx
@@ -108,7 +108,7 @@
         <w:pStyle w:val="ListBullet"/>
       </w:pPr>
       <w:r>
-        <w:t>Araştırma izninin yazılı kapsamı, veri kaynağına ilişkin tam bibliyografik bilgiler ve gerekiyorsa izin kanıtı yazar tarafından doğrulanmalı. Bu pakette izin mektubu yoktur.</w:t>
+        <w:t>FlightSketch uçuş sayfaları ve CSV indirme bağlantıları kamuya açıktır; araştırmada kullanım için ayrıca izin mektubu bu paketin koşulu değildir. Veri kaynağının tam atfı ve uçuş bağlantıları son kez doğrulanmalı. Ham CSV dosyaları açık yeniden dağıtım lisansı doğrulanmadığı için GitHub veya Zenodo paketine eklenmemelidir.</w:t>
       </w:r>
     </w:p>
     <w:p>
